--- a/docx_chapters/28_Trail_17__Fall_Branch_Falls.docx
+++ b/docx_chapters/28_Trail_17__Fall_Branch_Falls.docx
@@ -296,7 +296,7 @@
               <w:pStyle w:val="Compact"/>
             </w:pPr>
             <w:r>
-              <w:t xml:space="preserve">Strollers and Wheelchairs</w:t>
+              <w:t xml:space="preserve">Accessibility</w:t>
             </w:r>
           </w:p>
         </w:tc>

--- a/docx_chapters/28_Trail_17__Fall_Branch_Falls.docx
+++ b/docx_chapters/28_Trail_17__Fall_Branch_Falls.docx
@@ -554,6 +554,18 @@
         </w:tc>
       </w:tr>
     </w:tbl>
+    <w:p>
+      <w:pPr>
+        <w:pStyle w:val="BodyText"/>
+      </w:pPr>
+      <w:r>
+        <w:rPr>
+          <w:b/>
+          <w:bCs/>
+        </w:rPr>
+        <w:t xml:space="preserve">NOTE - we probably want to add another photo to this chapter, and/or replace the stock photo</w:t>
+      </w:r>
+    </w:p>
     <w:bookmarkEnd w:id="23"/>
     <w:bookmarkStart w:id="24" w:name="nearby"/>
     <w:p>
